--- a/tienda/Videojuegos.docx
+++ b/tienda/Videojuegos.docx
@@ -107,37 +107,22 @@
             <w14:miter w14:lim="400000"/>
           </w14:textOutline>
         </w:rPr>
-        <w:t>tulo: Blasphemous: Martyrs</w:t>
-      </w:r>
-      <w:r>
-        <w:rPr>
-          <w:rStyle w:val="Ninguno"/>
-          <w:sz w:val="22"/>
-          <w:szCs w:val="22"/>
-          <w:u w:color="000000"/>
-          <w:rtl w:val="0"/>
-          <w:lang w:val="es-ES_tradnl"/>
-          <w14:textOutline w14:w="12700" w14:cap="flat">
-            <w14:noFill/>
-            <w14:miter w14:lim="400000"/>
-          </w14:textOutline>
-        </w:rPr>
-        <w:t xml:space="preserve">’ </w:t>
-      </w:r>
-      <w:r>
-        <w:rPr>
-          <w:rStyle w:val="Ninguno"/>
-          <w:sz w:val="22"/>
-          <w:szCs w:val="22"/>
-          <w:u w:color="000000"/>
-          <w:rtl w:val="0"/>
-          <w:lang w:val="es-ES_tradnl"/>
-          <w14:textOutline w14:w="12700" w14:cap="flat">
-            <w14:noFill/>
-            <w14:miter w14:lim="400000"/>
-          </w14:textOutline>
-        </w:rPr>
-        <w:t>Edition - Nintendo Switch</w:t>
+        <w:t>tulo: Saint Kotar</w:t>
+      </w:r>
+      <w:r>
+        <w:rPr>
+          <w:rStyle w:val="Ninguno"/>
+          <w:sz w:val="22"/>
+          <w:szCs w:val="22"/>
+          <w:u w:color="000000"/>
+          <w:rtl w:val="0"/>
+          <w:lang w:val="es-ES_tradnl"/>
+          <w14:textOutline w14:w="12700" w14:cap="flat">
+            <w14:noFill/>
+            <w14:miter w14:lim="400000"/>
+          </w14:textOutline>
+        </w:rPr>
+        <w:t xml:space="preserve"> PS5</w:t>
       </w:r>
     </w:p>
     <w:p>
@@ -168,7 +153,37 @@
             <w14:miter w14:lim="400000"/>
           </w14:textOutline>
         </w:rPr>
-        <w:t>Enlace: https://amzn.to/4gXrCCB</w:t>
+        <w:t xml:space="preserve">Enlace: </w:t>
+      </w:r>
+      <w:r>
+        <w:rPr>
+          <w:rStyle w:val="Hyperlink.0"/>
+        </w:rPr>
+        <w:fldChar w:fldCharType="begin" w:fldLock="0"/>
+      </w:r>
+      <w:r>
+        <w:rPr>
+          <w:rStyle w:val="Hyperlink.0"/>
+        </w:rPr>
+        <w:instrText xml:space="preserve"> HYPERLINK "https://amzn.to/4haORZK"</w:instrText>
+      </w:r>
+      <w:r>
+        <w:rPr>
+          <w:rStyle w:val="Hyperlink.0"/>
+        </w:rPr>
+        <w:fldChar w:fldCharType="separate" w:fldLock="0"/>
+      </w:r>
+      <w:r>
+        <w:rPr>
+          <w:rStyle w:val="Hyperlink.0"/>
+          <w:rtl w:val="0"/>
+          <w:lang w:val="es-ES_tradnl"/>
+        </w:rPr>
+        <w:t>https://amzn.to/4haORZK</w:t>
+      </w:r>
+      <w:r>
+        <w:rPr/>
+        <w:fldChar w:fldCharType="end" w:fldLock="0"/>
       </w:r>
     </w:p>
     <w:p>
@@ -245,22 +260,37 @@
             <w14:miter w14:lim="400000"/>
           </w14:textOutline>
         </w:rPr>
-        <w:t>tulo:Clair Obscur: Expedition 33</w:t>
-      </w:r>
-      <w:r>
-        <w:rPr>
-          <w:rStyle w:val="Ninguno"/>
-          <w:sz w:val="22"/>
-          <w:szCs w:val="22"/>
-          <w:u w:color="000000"/>
-          <w:rtl w:val="0"/>
-          <w:lang w:val="es-ES_tradnl"/>
-          <w14:textOutline w14:w="12700" w14:cap="flat">
-            <w14:noFill/>
-            <w14:miter w14:lim="400000"/>
-          </w14:textOutline>
-        </w:rPr>
-        <w:t xml:space="preserve"> PS5</w:t>
+        <w:t>tulo:</w:t>
+      </w:r>
+      <w:r>
+        <w:rPr>
+          <w:rStyle w:val="Ninguno"/>
+          <w:sz w:val="22"/>
+          <w:szCs w:val="22"/>
+          <w:u w:color="000000"/>
+          <w:rtl w:val="0"/>
+          <w:lang w:val="es-ES_tradnl"/>
+          <w14:textOutline w14:w="12700" w14:cap="flat">
+            <w14:noFill/>
+            <w14:miter w14:lim="400000"/>
+          </w14:textOutline>
+        </w:rPr>
+        <w:t xml:space="preserve"> </w:t>
+      </w:r>
+      <w:r>
+        <w:rPr>
+          <w:rStyle w:val="Ninguno"/>
+          <w:sz w:val="22"/>
+          <w:szCs w:val="22"/>
+          <w:u w:color="000000"/>
+          <w:rtl w:val="0"/>
+          <w:lang w:val="es-ES_tradnl"/>
+          <w14:textOutline w14:w="12700" w14:cap="flat">
+            <w14:noFill/>
+            <w14:miter w14:lim="400000"/>
+          </w14:textOutline>
+        </w:rPr>
+        <w:t>Clair Obscur: Expedition 33 PS5</w:t>
       </w:r>
     </w:p>
     <w:p>
@@ -295,25 +325,25 @@
       </w:r>
       <w:r>
         <w:rPr>
-          <w:rStyle w:val="Hyperlink.0"/>
+          <w:rStyle w:val="Hyperlink.1"/>
         </w:rPr>
         <w:fldChar w:fldCharType="begin" w:fldLock="0"/>
       </w:r>
       <w:r>
         <w:rPr>
-          <w:rStyle w:val="Hyperlink.0"/>
+          <w:rStyle w:val="Hyperlink.1"/>
         </w:rPr>
         <w:instrText xml:space="preserve"> HYPERLINK "https://amzn.to/3TgWwxJ"</w:instrText>
       </w:r>
       <w:r>
         <w:rPr>
-          <w:rStyle w:val="Hyperlink.0"/>
+          <w:rStyle w:val="Hyperlink.1"/>
         </w:rPr>
         <w:fldChar w:fldCharType="separate" w:fldLock="0"/>
       </w:r>
       <w:r>
         <w:rPr>
-          <w:rStyle w:val="Hyperlink.0"/>
+          <w:rStyle w:val="Hyperlink.1"/>
           <w:rtl w:val="0"/>
           <w:lang w:val="es-ES_tradnl"/>
         </w:rPr>
@@ -322,6 +352,113 @@
       <w:r>
         <w:rPr/>
         <w:fldChar w:fldCharType="end" w:fldLock="0"/>
+      </w:r>
+    </w:p>
+    <w:p>
+      <w:pPr>
+        <w:pStyle w:val="Por omisión"/>
+        <w:spacing w:before="0" w:line="240" w:lineRule="auto"/>
+        <w:rPr>
+          <w:rStyle w:val="Ninguno"/>
+          <w:sz w:val="22"/>
+          <w:szCs w:val="22"/>
+          <w:u w:color="000000"/>
+          <w14:textOutline w14:w="12700" w14:cap="flat">
+            <w14:noFill/>
+            <w14:miter w14:lim="400000"/>
+          </w14:textOutline>
+        </w:rPr>
+      </w:pPr>
+    </w:p>
+    <w:p>
+      <w:pPr>
+        <w:pStyle w:val="Por omisión"/>
+        <w:spacing w:before="0" w:line="240" w:lineRule="auto"/>
+        <w:rPr>
+          <w:rStyle w:val="Ninguno"/>
+          <w:sz w:val="22"/>
+          <w:szCs w:val="22"/>
+          <w:u w:color="000000"/>
+          <w14:textOutline w14:w="12700" w14:cap="flat">
+            <w14:noFill/>
+            <w14:miter w14:lim="400000"/>
+          </w14:textOutline>
+        </w:rPr>
+      </w:pPr>
+      <w:r>
+        <w:rPr>
+          <w:rStyle w:val="Ninguno"/>
+          <w:sz w:val="22"/>
+          <w:szCs w:val="22"/>
+          <w:u w:color="000000"/>
+          <w:rtl w:val="0"/>
+          <w:lang w:val="es-ES_tradnl"/>
+          <w14:textOutline w14:w="12700" w14:cap="flat">
+            <w14:noFill/>
+            <w14:miter w14:lim="400000"/>
+          </w14:textOutline>
+        </w:rPr>
+        <w:t>T</w:t>
+      </w:r>
+      <w:r>
+        <w:rPr>
+          <w:rStyle w:val="Ninguno"/>
+          <w:sz w:val="22"/>
+          <w:szCs w:val="22"/>
+          <w:u w:color="000000"/>
+          <w:rtl w:val="0"/>
+          <w:lang w:val="es-ES_tradnl"/>
+          <w14:textOutline w14:w="12700" w14:cap="flat">
+            <w14:noFill/>
+            <w14:miter w14:lim="400000"/>
+          </w14:textOutline>
+        </w:rPr>
+        <w:t>í</w:t>
+      </w:r>
+      <w:r>
+        <w:rPr>
+          <w:rStyle w:val="Ninguno"/>
+          <w:sz w:val="22"/>
+          <w:szCs w:val="22"/>
+          <w:u w:color="000000"/>
+          <w:rtl w:val="0"/>
+          <w:lang w:val="es-ES_tradnl"/>
+          <w14:textOutline w14:w="12700" w14:cap="flat">
+            <w14:noFill/>
+            <w14:miter w14:lim="400000"/>
+          </w14:textOutline>
+        </w:rPr>
+        <w:t>tulo:</w:t>
+      </w:r>
+      <w:r>
+        <w:rPr>
+          <w:rStyle w:val="Ninguno"/>
+          <w:sz w:val="22"/>
+          <w:szCs w:val="22"/>
+          <w:u w:color="000000"/>
+          <w:rtl w:val="0"/>
+          <w:lang w:val="es-ES_tradnl"/>
+          <w14:textOutline w14:w="12700" w14:cap="flat">
+            <w14:noFill/>
+            <w14:miter w14:lim="400000"/>
+          </w14:textOutline>
+        </w:rPr>
+        <w:t xml:space="preserve"> </w:t>
+      </w:r>
+      <w:r>
+        <w:rPr>
+          <w:rStyle w:val="Ninguno"/>
+          <w:sz w:val="22"/>
+          <w:szCs w:val="22"/>
+          <w:u w:color="000000"/>
+          <w:rtl w:val="0"/>
+          <w:lang w:val="es-ES_tradnl"/>
+          <w14:textOutline w14:w="12700" w14:cap="flat">
+            <w14:noFill/>
+            <w14:miter w14:lim="400000"/>
+          </w14:textOutline>
+        </w:rPr>
+        <w:t>Broken Sword - La Leyenda de los Templarios: Reforged PS5</w:t>
       </w:r>
     </w:p>
     <w:p>
@@ -335,12 +472,520 @@
           <w:sz w:val="22"/>
           <w:szCs w:val="22"/>
           <w:u w:color="000000"/>
-          <w14:textOutline w14:w="12700" w14:cap="flat">
-            <w14:noFill/>
-            <w14:miter w14:lim="400000"/>
-          </w14:textOutline>
-        </w:rPr>
-      </w:r>
+          <w:rtl w:val="0"/>
+          <w:lang w:val="es-ES_tradnl"/>
+          <w14:textOutline w14:w="12700" w14:cap="flat">
+            <w14:noFill/>
+            <w14:miter w14:lim="400000"/>
+          </w14:textOutline>
+        </w:rPr>
+        <w:t xml:space="preserve">Enlace: </w:t>
+      </w:r>
+      <w:r>
+        <w:rPr>
+          <w:rStyle w:val="Hyperlink.0"/>
+        </w:rPr>
+        <w:fldChar w:fldCharType="begin" w:fldLock="0"/>
+      </w:r>
+      <w:r>
+        <w:rPr>
+          <w:rStyle w:val="Hyperlink.0"/>
+        </w:rPr>
+        <w:instrText xml:space="preserve"> HYPERLINK "https://amzn.to/4h6ZhcT"</w:instrText>
+      </w:r>
+      <w:r>
+        <w:rPr>
+          <w:rStyle w:val="Hyperlink.0"/>
+        </w:rPr>
+        <w:fldChar w:fldCharType="separate" w:fldLock="0"/>
+      </w:r>
+      <w:r>
+        <w:rPr>
+          <w:rStyle w:val="Hyperlink.0"/>
+          <w:rtl w:val="0"/>
+          <w:lang w:val="es-ES_tradnl"/>
+        </w:rPr>
+        <w:t>https://amzn.to/4h6ZhcT</w:t>
+      </w:r>
+      <w:r>
+        <w:rPr/>
+        <w:fldChar w:fldCharType="end" w:fldLock="0"/>
+      </w:r>
+    </w:p>
+    <w:p>
+      <w:pPr>
+        <w:pStyle w:val="Por omisión"/>
+        <w:spacing w:before="0" w:line="240" w:lineRule="auto"/>
+      </w:pPr>
+    </w:p>
+    <w:p>
+      <w:pPr>
+        <w:pStyle w:val="Por omisión"/>
+        <w:spacing w:before="0" w:line="240" w:lineRule="auto"/>
+        <w:rPr>
+          <w:rStyle w:val="Ninguno"/>
+          <w:sz w:val="22"/>
+          <w:szCs w:val="22"/>
+          <w:u w:color="000000"/>
+          <w14:textOutline w14:w="12700" w14:cap="flat">
+            <w14:noFill/>
+            <w14:miter w14:lim="400000"/>
+          </w14:textOutline>
+        </w:rPr>
+      </w:pPr>
+      <w:r>
+        <w:rPr>
+          <w:rStyle w:val="Ninguno"/>
+          <w:sz w:val="22"/>
+          <w:szCs w:val="22"/>
+          <w:u w:color="000000"/>
+          <w:rtl w:val="0"/>
+          <w:lang w:val="es-ES_tradnl"/>
+          <w14:textOutline w14:w="12700" w14:cap="flat">
+            <w14:noFill/>
+            <w14:miter w14:lim="400000"/>
+          </w14:textOutline>
+        </w:rPr>
+        <w:t>T</w:t>
+      </w:r>
+      <w:r>
+        <w:rPr>
+          <w:rStyle w:val="Ninguno"/>
+          <w:sz w:val="22"/>
+          <w:szCs w:val="22"/>
+          <w:u w:color="000000"/>
+          <w:rtl w:val="0"/>
+          <w:lang w:val="es-ES_tradnl"/>
+          <w14:textOutline w14:w="12700" w14:cap="flat">
+            <w14:noFill/>
+            <w14:miter w14:lim="400000"/>
+          </w14:textOutline>
+        </w:rPr>
+        <w:t>í</w:t>
+      </w:r>
+      <w:r>
+        <w:rPr>
+          <w:rStyle w:val="Ninguno"/>
+          <w:sz w:val="22"/>
+          <w:szCs w:val="22"/>
+          <w:u w:color="000000"/>
+          <w:rtl w:val="0"/>
+          <w:lang w:val="es-ES_tradnl"/>
+          <w14:textOutline w14:w="12700" w14:cap="flat">
+            <w14:noFill/>
+            <w14:miter w14:lim="400000"/>
+          </w14:textOutline>
+        </w:rPr>
+        <w:t>tulo:</w:t>
+      </w:r>
+      <w:r>
+        <w:rPr>
+          <w:rStyle w:val="Ninguno"/>
+          <w:sz w:val="22"/>
+          <w:szCs w:val="22"/>
+          <w:u w:color="000000"/>
+          <w:rtl w:val="0"/>
+          <w:lang w:val="es-ES_tradnl"/>
+          <w14:textOutline w14:w="12700" w14:cap="flat">
+            <w14:noFill/>
+            <w14:miter w14:lim="400000"/>
+          </w14:textOutline>
+        </w:rPr>
+        <w:t xml:space="preserve"> </w:t>
+      </w:r>
+      <w:r>
+        <w:rPr>
+          <w:rStyle w:val="Ninguno"/>
+          <w:sz w:val="22"/>
+          <w:szCs w:val="22"/>
+          <w:u w:color="000000"/>
+          <w:rtl w:val="0"/>
+          <w:lang w:val="es-ES_tradnl"/>
+          <w14:textOutline w14:w="12700" w14:cap="flat">
+            <w14:noFill/>
+            <w14:miter w14:lim="400000"/>
+          </w14:textOutline>
+        </w:rPr>
+        <w:t>Neon Blood Limited Edition PS5</w:t>
+      </w:r>
+    </w:p>
+    <w:p>
+      <w:pPr>
+        <w:pStyle w:val="Por omisión"/>
+        <w:spacing w:before="0" w:line="240" w:lineRule="auto"/>
+      </w:pPr>
+      <w:r>
+        <w:rPr>
+          <w:rStyle w:val="Ninguno"/>
+          <w:sz w:val="22"/>
+          <w:szCs w:val="22"/>
+          <w:u w:color="000000"/>
+          <w:rtl w:val="0"/>
+          <w:lang w:val="es-ES_tradnl"/>
+          <w14:textOutline w14:w="12700" w14:cap="flat">
+            <w14:noFill/>
+            <w14:miter w14:lim="400000"/>
+          </w14:textOutline>
+        </w:rPr>
+        <w:t xml:space="preserve">Enlace: </w:t>
+      </w:r>
+      <w:r>
+        <w:rPr>
+          <w:rStyle w:val="Hyperlink.0"/>
+        </w:rPr>
+        <w:fldChar w:fldCharType="begin" w:fldLock="0"/>
+      </w:r>
+      <w:r>
+        <w:rPr>
+          <w:rStyle w:val="Hyperlink.0"/>
+        </w:rPr>
+        <w:instrText xml:space="preserve"> HYPERLINK "https://amzn.to/4xsRMDq"</w:instrText>
+      </w:r>
+      <w:r>
+        <w:rPr>
+          <w:rStyle w:val="Hyperlink.0"/>
+        </w:rPr>
+        <w:fldChar w:fldCharType="separate" w:fldLock="0"/>
+      </w:r>
+      <w:r>
+        <w:rPr>
+          <w:rStyle w:val="Hyperlink.0"/>
+          <w:rtl w:val="0"/>
+          <w:lang w:val="es-ES_tradnl"/>
+        </w:rPr>
+        <w:t>https://amzn.to/4xsRMDq</w:t>
+      </w:r>
+      <w:r>
+        <w:rPr/>
+        <w:fldChar w:fldCharType="end" w:fldLock="0"/>
+      </w:r>
+    </w:p>
+    <w:p>
+      <w:pPr>
+        <w:pStyle w:val="Por omisión"/>
+        <w:spacing w:before="0" w:line="240" w:lineRule="auto"/>
+      </w:pPr>
+    </w:p>
+    <w:p>
+      <w:pPr>
+        <w:pStyle w:val="Por omisión"/>
+        <w:spacing w:before="0" w:line="240" w:lineRule="auto"/>
+        <w:rPr>
+          <w:rStyle w:val="Ninguno"/>
+          <w:sz w:val="22"/>
+          <w:szCs w:val="22"/>
+          <w:u w:color="000000"/>
+          <w14:textOutline w14:w="12700" w14:cap="flat">
+            <w14:noFill/>
+            <w14:miter w14:lim="400000"/>
+          </w14:textOutline>
+        </w:rPr>
+      </w:pPr>
+      <w:r>
+        <w:rPr>
+          <w:rStyle w:val="Ninguno"/>
+          <w:sz w:val="22"/>
+          <w:szCs w:val="22"/>
+          <w:u w:color="000000"/>
+          <w:rtl w:val="0"/>
+          <w:lang w:val="es-ES_tradnl"/>
+          <w14:textOutline w14:w="12700" w14:cap="flat">
+            <w14:noFill/>
+            <w14:miter w14:lim="400000"/>
+          </w14:textOutline>
+        </w:rPr>
+        <w:t>T</w:t>
+      </w:r>
+      <w:r>
+        <w:rPr>
+          <w:rStyle w:val="Ninguno"/>
+          <w:sz w:val="22"/>
+          <w:szCs w:val="22"/>
+          <w:u w:color="000000"/>
+          <w:rtl w:val="0"/>
+          <w:lang w:val="es-ES_tradnl"/>
+          <w14:textOutline w14:w="12700" w14:cap="flat">
+            <w14:noFill/>
+            <w14:miter w14:lim="400000"/>
+          </w14:textOutline>
+        </w:rPr>
+        <w:t>í</w:t>
+      </w:r>
+      <w:r>
+        <w:rPr>
+          <w:rStyle w:val="Ninguno"/>
+          <w:sz w:val="22"/>
+          <w:szCs w:val="22"/>
+          <w:u w:color="000000"/>
+          <w:rtl w:val="0"/>
+          <w:lang w:val="es-ES_tradnl"/>
+          <w14:textOutline w14:w="12700" w14:cap="flat">
+            <w14:noFill/>
+            <w14:miter w14:lim="400000"/>
+          </w14:textOutline>
+        </w:rPr>
+        <w:t>tulo:</w:t>
+      </w:r>
+      <w:r>
+        <w:rPr>
+          <w:rStyle w:val="Ninguno"/>
+          <w:sz w:val="22"/>
+          <w:szCs w:val="22"/>
+          <w:u w:color="000000"/>
+          <w:rtl w:val="0"/>
+          <w:lang w:val="es-ES_tradnl"/>
+          <w14:textOutline w14:w="12700" w14:cap="flat">
+            <w14:noFill/>
+            <w14:miter w14:lim="400000"/>
+          </w14:textOutline>
+        </w:rPr>
+        <w:t xml:space="preserve"> </w:t>
+      </w:r>
+      <w:r>
+        <w:rPr>
+          <w:rStyle w:val="Ninguno"/>
+          <w:sz w:val="22"/>
+          <w:szCs w:val="22"/>
+          <w:u w:color="000000"/>
+          <w:rtl w:val="0"/>
+          <w:lang w:val="es-ES_tradnl"/>
+          <w14:textOutline w14:w="12700" w14:cap="flat">
+            <w14:noFill/>
+            <w14:miter w14:lim="400000"/>
+          </w14:textOutline>
+        </w:rPr>
+        <w:t>Amerzone The Explorer</w:t>
+      </w:r>
+      <w:r>
+        <w:rPr>
+          <w:rStyle w:val="Ninguno"/>
+          <w:sz w:val="22"/>
+          <w:szCs w:val="22"/>
+          <w:u w:color="000000"/>
+          <w:rtl w:val="0"/>
+          <w:lang w:val="es-ES_tradnl"/>
+          <w14:textOutline w14:w="12700" w14:cap="flat">
+            <w14:noFill/>
+            <w14:miter w14:lim="400000"/>
+          </w14:textOutline>
+        </w:rPr>
+        <w:t>´</w:t>
+      </w:r>
+      <w:r>
+        <w:rPr>
+          <w:rStyle w:val="Ninguno"/>
+          <w:sz w:val="22"/>
+          <w:szCs w:val="22"/>
+          <w:u w:color="000000"/>
+          <w:rtl w:val="0"/>
+          <w:lang w:val="es-ES_tradnl"/>
+          <w14:textOutline w14:w="12700" w14:cap="flat">
+            <w14:noFill/>
+            <w14:miter w14:lim="400000"/>
+          </w14:textOutline>
+        </w:rPr>
+        <w:t>s Legacy - 25th Anniversary Edition PS5</w:t>
+      </w:r>
+    </w:p>
+    <w:p>
+      <w:pPr>
+        <w:pStyle w:val="Por omisión"/>
+        <w:spacing w:before="0" w:line="240" w:lineRule="auto"/>
+      </w:pPr>
+      <w:r>
+        <w:rPr>
+          <w:rStyle w:val="Ninguno"/>
+          <w:sz w:val="22"/>
+          <w:szCs w:val="22"/>
+          <w:u w:color="000000"/>
+          <w:rtl w:val="0"/>
+          <w:lang w:val="es-ES_tradnl"/>
+          <w14:textOutline w14:w="12700" w14:cap="flat">
+            <w14:noFill/>
+            <w14:miter w14:lim="400000"/>
+          </w14:textOutline>
+        </w:rPr>
+        <w:t xml:space="preserve">Enlace: </w:t>
+      </w:r>
+      <w:r>
+        <w:rPr>
+          <w:rStyle w:val="Hyperlink.0"/>
+        </w:rPr>
+        <w:fldChar w:fldCharType="begin" w:fldLock="0"/>
+      </w:r>
+      <w:r>
+        <w:rPr>
+          <w:rStyle w:val="Hyperlink.0"/>
+        </w:rPr>
+        <w:instrText xml:space="preserve"> HYPERLINK "https://amzn.to/4xteueq"</w:instrText>
+      </w:r>
+      <w:r>
+        <w:rPr>
+          <w:rStyle w:val="Hyperlink.0"/>
+        </w:rPr>
+        <w:fldChar w:fldCharType="separate" w:fldLock="0"/>
+      </w:r>
+      <w:r>
+        <w:rPr>
+          <w:rStyle w:val="Hyperlink.0"/>
+          <w:rtl w:val="0"/>
+          <w:lang w:val="es-ES_tradnl"/>
+        </w:rPr>
+        <w:t>https://amzn.to/4xteueq</w:t>
+      </w:r>
+      <w:r>
+        <w:rPr/>
+        <w:fldChar w:fldCharType="end" w:fldLock="0"/>
+      </w:r>
+    </w:p>
+    <w:p>
+      <w:pPr>
+        <w:pStyle w:val="Por omisión"/>
+        <w:spacing w:before="0" w:line="240" w:lineRule="auto"/>
+      </w:pPr>
+    </w:p>
+    <w:p>
+      <w:pPr>
+        <w:pStyle w:val="Por omisión"/>
+        <w:spacing w:before="0" w:line="240" w:lineRule="auto"/>
+        <w:rPr>
+          <w:rStyle w:val="Ninguno"/>
+          <w:sz w:val="22"/>
+          <w:szCs w:val="22"/>
+          <w:u w:color="000000"/>
+          <w14:textOutline w14:w="12700" w14:cap="flat">
+            <w14:noFill/>
+            <w14:miter w14:lim="400000"/>
+          </w14:textOutline>
+        </w:rPr>
+      </w:pPr>
+      <w:r>
+        <w:rPr>
+          <w:rStyle w:val="Ninguno"/>
+          <w:sz w:val="22"/>
+          <w:szCs w:val="22"/>
+          <w:u w:color="000000"/>
+          <w:rtl w:val="0"/>
+          <w:lang w:val="es-ES_tradnl"/>
+          <w14:textOutline w14:w="12700" w14:cap="flat">
+            <w14:noFill/>
+            <w14:miter w14:lim="400000"/>
+          </w14:textOutline>
+        </w:rPr>
+        <w:t>T</w:t>
+      </w:r>
+      <w:r>
+        <w:rPr>
+          <w:rStyle w:val="Ninguno"/>
+          <w:sz w:val="22"/>
+          <w:szCs w:val="22"/>
+          <w:u w:color="000000"/>
+          <w:rtl w:val="0"/>
+          <w:lang w:val="es-ES_tradnl"/>
+          <w14:textOutline w14:w="12700" w14:cap="flat">
+            <w14:noFill/>
+            <w14:miter w14:lim="400000"/>
+          </w14:textOutline>
+        </w:rPr>
+        <w:t>í</w:t>
+      </w:r>
+      <w:r>
+        <w:rPr>
+          <w:rStyle w:val="Ninguno"/>
+          <w:sz w:val="22"/>
+          <w:szCs w:val="22"/>
+          <w:u w:color="000000"/>
+          <w:rtl w:val="0"/>
+          <w:lang w:val="es-ES_tradnl"/>
+          <w14:textOutline w14:w="12700" w14:cap="flat">
+            <w14:noFill/>
+            <w14:miter w14:lim="400000"/>
+          </w14:textOutline>
+        </w:rPr>
+        <w:t>tulo:</w:t>
+      </w:r>
+      <w:r>
+        <w:rPr>
+          <w:rStyle w:val="Ninguno"/>
+          <w:sz w:val="22"/>
+          <w:szCs w:val="22"/>
+          <w:u w:color="000000"/>
+          <w:rtl w:val="0"/>
+          <w:lang w:val="es-ES_tradnl"/>
+          <w14:textOutline w14:w="12700" w14:cap="flat">
+            <w14:noFill/>
+            <w14:miter w14:lim="400000"/>
+          </w14:textOutline>
+        </w:rPr>
+        <w:t xml:space="preserve"> </w:t>
+      </w:r>
+      <w:r>
+        <w:rPr>
+          <w:rStyle w:val="Ninguno"/>
+          <w:sz w:val="22"/>
+          <w:szCs w:val="22"/>
+          <w:u w:color="000000"/>
+          <w:rtl w:val="0"/>
+          <w:lang w:val="es-ES_tradnl"/>
+          <w14:textOutline w14:w="12700" w14:cap="flat">
+            <w14:noFill/>
+            <w14:miter w14:lim="400000"/>
+          </w14:textOutline>
+        </w:rPr>
+        <w:t>The Gap - Limited Edition PS5</w:t>
+      </w:r>
+    </w:p>
+    <w:p>
+      <w:pPr>
+        <w:pStyle w:val="Por omisión"/>
+        <w:spacing w:before="0" w:line="240" w:lineRule="auto"/>
+      </w:pPr>
+      <w:r>
+        <w:rPr>
+          <w:rStyle w:val="Ninguno"/>
+          <w:sz w:val="22"/>
+          <w:szCs w:val="22"/>
+          <w:u w:color="000000"/>
+          <w:rtl w:val="0"/>
+          <w:lang w:val="es-ES_tradnl"/>
+          <w14:textOutline w14:w="12700" w14:cap="flat">
+            <w14:noFill/>
+            <w14:miter w14:lim="400000"/>
+          </w14:textOutline>
+        </w:rPr>
+        <w:t xml:space="preserve">Enlace: </w:t>
+      </w:r>
+      <w:r>
+        <w:rPr>
+          <w:rStyle w:val="Hyperlink.0"/>
+        </w:rPr>
+        <w:fldChar w:fldCharType="begin" w:fldLock="0"/>
+      </w:r>
+      <w:r>
+        <w:rPr>
+          <w:rStyle w:val="Hyperlink.0"/>
+        </w:rPr>
+        <w:instrText xml:space="preserve"> HYPERLINK "https://amzn.to/3UVawhb"</w:instrText>
+      </w:r>
+      <w:r>
+        <w:rPr>
+          <w:rStyle w:val="Hyperlink.0"/>
+        </w:rPr>
+        <w:fldChar w:fldCharType="separate" w:fldLock="0"/>
+      </w:r>
+      <w:r>
+        <w:rPr>
+          <w:rStyle w:val="Hyperlink.0"/>
+          <w:rtl w:val="0"/>
+          <w:lang w:val="es-ES_tradnl"/>
+        </w:rPr>
+        <w:t>https://amzn.to/3UVawhb</w:t>
+      </w:r>
+      <w:r>
+        <w:rPr/>
+        <w:fldChar w:fldCharType="end" w:fldLock="0"/>
+      </w:r>
+      <w:r/>
     </w:p>
     <w:sectPr>
       <w:headerReference w:type="default" r:id="rId4"/>
@@ -602,6 +1247,21 @@
       </w14:textFill>
     </w:rPr>
   </w:style>
+  <w:style w:type="character" w:styleId="Hyperlink.1">
+    <w:name w:val="Hyperlink.1"/>
+    <w:basedOn w:val="Ninguno"/>
+    <w:next w:val="Hyperlink.1"/>
+    <w:rPr>
+      <w:outline w:val="0"/>
+      <w:color w:val="0000ff"/>
+      <w:u w:val="single" w:color="0000ff"/>
+      <w14:textFill>
+        <w14:solidFill>
+          <w14:srgbClr w14:val="0000FF"/>
+        </w14:solidFill>
+      </w14:textFill>
+    </w:rPr>
+  </w:style>
 </w:styles>
 </file>
 
